--- a/docs/lista_louvores/Textos_Louvores/OFERTA AGRADÁVEL A TI.docx
+++ b/docs/lista_louvores/Textos_Louvores/OFERTA AGRADÁVEL A TI.docx
@@ -4,418 +4,302 @@
   <w:body>
     <w:p>
       <w:pPr>
-        <w:numPr>
-          <w:ilvl w:val="0"/>
-          <w:numId w:val="2"/>
-        </w:numPr>
-        <w:tabs>
-          <w:tab w:val="clear" w:pos="720"/>
-        </w:tabs>
-        <w:spacing w:before="240" w:after="240"/>
-        <w:ind w:left="425" w:hanging="357"/>
+        <w:pStyle w:val="Ttulo1"/>
+      </w:pPr>
+      <w:r>
+        <w:t>OFERTA AGRADÁVEL A TI</w:t>
+      </w:r>
+    </w:p>
+    <w:p>
+      <w:pPr>
+        <w:rPr>
+          <w:rFonts w:ascii="Times New Roman" w:hAnsi="Times New Roman"/>
+        </w:rPr>
+      </w:pPr>
+      <w:r>
+        <w:rPr>
+          <w:rFonts w:ascii="Times New Roman" w:hAnsi="Times New Roman"/>
+        </w:rPr>
+        <w:t>A Tua Palavra escondi</w:t>
+      </w:r>
+      <w:r>
+        <w:rPr>
+          <w:rFonts w:ascii="Times New Roman" w:hAnsi="Times New Roman"/>
+        </w:rPr>
+        <w:br/>
+      </w:r>
+      <w:r>
+        <w:rPr>
+          <w:rFonts w:ascii="Times New Roman" w:hAnsi="Times New Roman"/>
+        </w:rPr>
+        <w:t>Guardada no meu coração</w:t>
+      </w:r>
+      <w:r>
+        <w:rPr>
+          <w:rFonts w:ascii="Times New Roman" w:hAnsi="Times New Roman"/>
+        </w:rPr>
+        <w:br/>
+      </w:r>
+      <w:proofErr w:type="gramStart"/>
+      <w:r>
+        <w:rPr>
+          <w:rFonts w:ascii="Times New Roman" w:hAnsi="Times New Roman"/>
+        </w:rPr>
+        <w:t>Pra</w:t>
+      </w:r>
+      <w:proofErr w:type="gramEnd"/>
+      <w:r>
+        <w:rPr>
+          <w:rFonts w:ascii="Times New Roman" w:hAnsi="Times New Roman"/>
+        </w:rPr>
+        <w:t xml:space="preserve"> eu não pecar contra Ti, Senhor</w:t>
+      </w:r>
+      <w:r>
+        <w:rPr>
+          <w:rFonts w:ascii="Times New Roman" w:hAnsi="Times New Roman"/>
+        </w:rPr>
+        <w:br/>
+      </w:r>
+      <w:r>
+        <w:rPr>
+          <w:rFonts w:ascii="Times New Roman" w:hAnsi="Times New Roman"/>
+        </w:rPr>
+        <w:t>A Tua Palavra escondi</w:t>
+      </w:r>
+    </w:p>
+    <w:p>
+      <w:pPr>
+        <w:rPr>
+          <w:rFonts w:ascii="Times New Roman" w:hAnsi="Times New Roman"/>
+        </w:rPr>
+      </w:pPr>
+      <w:r>
+        <w:rPr>
+          <w:rFonts w:ascii="Times New Roman" w:hAnsi="Times New Roman"/>
+        </w:rPr>
+        <w:t>Minhas vestes no sangue lavei</w:t>
+      </w:r>
+      <w:r>
+        <w:rPr>
+          <w:rFonts w:ascii="Times New Roman" w:hAnsi="Times New Roman"/>
+        </w:rPr>
+        <w:br/>
+      </w:r>
+      <w:r>
+        <w:rPr>
+          <w:rFonts w:ascii="Times New Roman" w:hAnsi="Times New Roman"/>
+        </w:rPr>
+        <w:t>E das Tuas águas bebi</w:t>
+      </w:r>
+      <w:r>
+        <w:rPr>
+          <w:rFonts w:ascii="Times New Roman" w:hAnsi="Times New Roman"/>
+        </w:rPr>
+        <w:br/>
+      </w:r>
+      <w:proofErr w:type="gramStart"/>
+      <w:r>
+        <w:rPr>
+          <w:rFonts w:ascii="Times New Roman" w:hAnsi="Times New Roman"/>
+        </w:rPr>
+        <w:t>Pra</w:t>
+      </w:r>
+      <w:proofErr w:type="gramEnd"/>
+      <w:r>
+        <w:rPr>
+          <w:rFonts w:ascii="Times New Roman" w:hAnsi="Times New Roman"/>
+        </w:rPr>
+        <w:t xml:space="preserve"> ser uma oferta agradável a Ti</w:t>
+      </w:r>
+      <w:r>
+        <w:rPr>
+          <w:rFonts w:ascii="Times New Roman" w:hAnsi="Times New Roman"/>
+        </w:rPr>
+        <w:br/>
+      </w:r>
+      <w:r>
+        <w:rPr>
+          <w:rFonts w:ascii="Times New Roman" w:hAnsi="Times New Roman"/>
+        </w:rPr>
+        <w:t>Minha vida a Ti consagrei</w:t>
+      </w:r>
+    </w:p>
+    <w:p>
+      <w:pPr>
+        <w:rPr>
+          <w:rFonts w:ascii="Times New Roman" w:hAnsi="Times New Roman"/>
+        </w:rPr>
+      </w:pPr>
+      <w:r>
+        <w:rPr>
+          <w:rFonts w:ascii="Times New Roman" w:hAnsi="Times New Roman"/>
+        </w:rPr>
+        <w:t xml:space="preserve">Meus dons e talentos são </w:t>
+      </w:r>
+      <w:proofErr w:type="gramStart"/>
+      <w:r>
+        <w:rPr>
+          <w:rFonts w:ascii="Times New Roman" w:hAnsi="Times New Roman"/>
+        </w:rPr>
+        <w:t>pra</w:t>
+      </w:r>
+      <w:proofErr w:type="gramEnd"/>
+      <w:r>
+        <w:rPr>
+          <w:rFonts w:ascii="Times New Roman" w:hAnsi="Times New Roman"/>
+        </w:rPr>
+        <w:t xml:space="preserve"> Te servir</w:t>
+      </w:r>
+      <w:r>
+        <w:rPr>
+          <w:rFonts w:ascii="Times New Roman" w:hAnsi="Times New Roman"/>
+        </w:rPr>
+        <w:br/>
+      </w:r>
+      <w:r>
+        <w:rPr>
+          <w:rFonts w:ascii="Times New Roman" w:hAnsi="Times New Roman"/>
+        </w:rPr>
+        <w:t>Meus dons preciosos são Teus</w:t>
+      </w:r>
+      <w:r>
+        <w:rPr>
+          <w:rFonts w:ascii="Times New Roman" w:hAnsi="Times New Roman"/>
+        </w:rPr>
+        <w:br/>
+      </w:r>
+      <w:r>
+        <w:rPr>
+          <w:rFonts w:ascii="Times New Roman" w:hAnsi="Times New Roman"/>
+        </w:rPr>
+        <w:t>Não vejo razão na minha vida sem Ti</w:t>
+      </w:r>
+      <w:r>
+        <w:rPr>
+          <w:rFonts w:ascii="Times New Roman" w:hAnsi="Times New Roman"/>
+        </w:rPr>
+        <w:br/>
+      </w:r>
+      <w:r>
+        <w:rPr>
+          <w:rFonts w:ascii="Times New Roman" w:hAnsi="Times New Roman"/>
+        </w:rPr>
+        <w:t>Tu És meu Senhor e meu Deus</w:t>
+      </w:r>
+    </w:p>
+    <w:p>
+      <w:pPr>
+        <w:rPr>
+          <w:rFonts w:ascii="Times New Roman" w:hAnsi="Times New Roman"/>
+        </w:rPr>
+      </w:pPr>
+      <w:r>
+        <w:rPr>
+          <w:rFonts w:ascii="Times New Roman" w:hAnsi="Times New Roman"/>
+        </w:rPr>
+        <w:t>Assim como o fogo refina o ouro</w:t>
+      </w:r>
+      <w:r>
+        <w:rPr>
+          <w:rFonts w:ascii="Times New Roman" w:hAnsi="Times New Roman"/>
+        </w:rPr>
+        <w:br/>
+      </w:r>
+      <w:r>
+        <w:rPr>
+          <w:rFonts w:ascii="Times New Roman" w:hAnsi="Times New Roman"/>
+        </w:rPr>
+        <w:t>Vem Tua obra em mim completar</w:t>
+      </w:r>
+      <w:r>
+        <w:rPr>
+          <w:rFonts w:ascii="Times New Roman" w:hAnsi="Times New Roman"/>
+        </w:rPr>
+        <w:br/>
+      </w:r>
+      <w:r>
+        <w:rPr>
+          <w:rFonts w:ascii="Times New Roman" w:hAnsi="Times New Roman"/>
+        </w:rPr>
+        <w:t>Até que o mundo possa ver</w:t>
+      </w:r>
+      <w:r>
+        <w:rPr>
+          <w:rFonts w:ascii="Times New Roman" w:hAnsi="Times New Roman"/>
+        </w:rPr>
+        <w:br/>
+      </w:r>
+      <w:r>
+        <w:rPr>
+          <w:rFonts w:ascii="Times New Roman" w:hAnsi="Times New Roman"/>
+        </w:rPr>
+        <w:t>Tua glória em meu rosto brilhar</w:t>
+      </w:r>
+    </w:p>
+    <w:p>
+      <w:pPr>
         <w:rPr>
           <w:rFonts w:ascii="Times New Roman" w:hAnsi="Times New Roman"/>
           <w:b/>
           <w:bCs/>
-          <w:color w:val="000000"/>
-          <w:sz w:val="28"/>
-          <w:szCs w:val="28"/>
-        </w:rPr>
-      </w:pPr>
-      <w:r>
-        <w:rPr>
-          <w:rFonts w:ascii="Times New Roman" w:hAnsi="Times New Roman"/>
+        </w:rPr>
+      </w:pPr>
+      <w:r>
+        <w:rPr>
+          <w:rFonts w:ascii="Times New Roman" w:hAnsi="Times New Roman"/>
+          <w:b/>
           <w:bCs/>
-          <w:color w:val="000000"/>
-          <w:sz w:val="28"/>
-          <w:szCs w:val="28"/>
-        </w:rPr>
-        <w:t>Oferta Agradável a Ti</w:t>
+        </w:rPr>
+        <w:t>[REPETE ACIMA]</w:t>
       </w:r>
     </w:p>
     <w:p>
       <w:pPr>
-        <w:pStyle w:val="PargrafodaLista"/>
-        <w:numPr>
-          <w:ilvl w:val="0"/>
-          <w:numId w:val="1"/>
-        </w:numPr>
-        <w:autoSpaceDE w:val="0"/>
-        <w:autoSpaceDN w:val="0"/>
-        <w:adjustRightInd w:val="0"/>
-        <w:spacing w:line="240" w:lineRule="auto"/>
-        <w:ind w:left="918" w:hanging="357"/>
-        <w:contextualSpacing w:val="0"/>
-        <w:rPr>
-          <w:rFonts w:ascii="Times New Roman" w:eastAsia="Arial" w:hAnsi="Times New Roman" w:cs="Times New Roman"/>
-          <w:color w:val="000000" w:themeColor="text1"/>
-          <w:sz w:val="24"/>
-          <w:szCs w:val="24"/>
-        </w:rPr>
-      </w:pPr>
-      <w:r>
-        <w:rPr>
-          <w:rFonts w:ascii="Times New Roman" w:eastAsia="Arial" w:hAnsi="Times New Roman" w:cs="Times New Roman"/>
-          <w:color w:val="000000" w:themeColor="text1"/>
-          <w:sz w:val="24"/>
-          <w:szCs w:val="24"/>
-        </w:rPr>
-        <w:t>A Tua Palavra escondi</w:t>
-      </w:r>
-      <w:r>
-        <w:rPr>
-          <w:rFonts w:ascii="Times New Roman" w:eastAsia="Arial" w:hAnsi="Times New Roman" w:cs="Times New Roman"/>
-          <w:color w:val="000000" w:themeColor="text1"/>
-          <w:sz w:val="24"/>
-          <w:szCs w:val="24"/>
+        <w:rPr>
+          <w:rFonts w:ascii="Times New Roman" w:hAnsi="Times New Roman"/>
+        </w:rPr>
+      </w:pPr>
+      <w:r>
+        <w:rPr>
+          <w:rFonts w:ascii="Times New Roman" w:hAnsi="Times New Roman"/>
+        </w:rPr>
+        <w:t>Até que o mundo possa ver</w:t>
+      </w:r>
+      <w:r>
+        <w:rPr>
+          <w:rFonts w:ascii="Times New Roman" w:hAnsi="Times New Roman"/>
         </w:rPr>
         <w:br/>
-        <w:t>Guardada no meu coração</w:t>
-      </w:r>
-      <w:r>
-        <w:rPr>
-          <w:rFonts w:ascii="Times New Roman" w:eastAsia="Arial" w:hAnsi="Times New Roman" w:cs="Times New Roman"/>
-          <w:color w:val="000000" w:themeColor="text1"/>
-          <w:sz w:val="24"/>
-          <w:szCs w:val="24"/>
+      </w:r>
+      <w:r>
+        <w:rPr>
+          <w:rFonts w:ascii="Times New Roman" w:hAnsi="Times New Roman"/>
+        </w:rPr>
+        <w:t>Tua glória em meu rosto brilhar</w:t>
+      </w:r>
+      <w:r>
+        <w:rPr>
+          <w:rFonts w:ascii="Times New Roman" w:hAnsi="Times New Roman"/>
         </w:rPr>
         <w:br/>
       </w:r>
-      <w:proofErr w:type="gramStart"/>
-      <w:r>
-        <w:rPr>
-          <w:rFonts w:ascii="Times New Roman" w:eastAsia="Arial" w:hAnsi="Times New Roman" w:cs="Times New Roman"/>
-          <w:color w:val="000000" w:themeColor="text1"/>
-          <w:sz w:val="24"/>
-          <w:szCs w:val="24"/>
-        </w:rPr>
-        <w:t>Pra</w:t>
-      </w:r>
-      <w:proofErr w:type="gramEnd"/>
-      <w:r>
-        <w:rPr>
-          <w:rFonts w:ascii="Times New Roman" w:eastAsia="Arial" w:hAnsi="Times New Roman" w:cs="Times New Roman"/>
-          <w:color w:val="000000" w:themeColor="text1"/>
-          <w:sz w:val="24"/>
-          <w:szCs w:val="24"/>
-        </w:rPr>
-        <w:t xml:space="preserve"> eu não pecar contra Ti, Senhor</w:t>
-      </w:r>
-      <w:r>
-        <w:rPr>
-          <w:rFonts w:ascii="Times New Roman" w:eastAsia="Arial" w:hAnsi="Times New Roman" w:cs="Times New Roman"/>
-          <w:color w:val="000000" w:themeColor="text1"/>
-          <w:sz w:val="24"/>
-          <w:szCs w:val="24"/>
+      <w:r>
+        <w:rPr>
+          <w:rFonts w:ascii="Times New Roman" w:hAnsi="Times New Roman"/>
+        </w:rPr>
+        <w:t>Até que o mundo possa ver</w:t>
+      </w:r>
+      <w:r>
+        <w:rPr>
+          <w:rFonts w:ascii="Times New Roman" w:hAnsi="Times New Roman"/>
         </w:rPr>
         <w:br/>
-        <w:t>A Tua Palavra escondi</w:t>
-      </w:r>
-    </w:p>
-    <w:p>
-      <w:pPr>
-        <w:pStyle w:val="PargrafodaLista"/>
-        <w:numPr>
-          <w:ilvl w:val="0"/>
-          <w:numId w:val="1"/>
-        </w:numPr>
-        <w:autoSpaceDE w:val="0"/>
-        <w:autoSpaceDN w:val="0"/>
-        <w:adjustRightInd w:val="0"/>
-        <w:spacing w:line="240" w:lineRule="auto"/>
-        <w:ind w:left="918" w:hanging="357"/>
-        <w:contextualSpacing w:val="0"/>
-        <w:rPr>
-          <w:rFonts w:ascii="Times New Roman" w:eastAsia="Arial" w:hAnsi="Times New Roman" w:cs="Times New Roman"/>
-          <w:color w:val="000000" w:themeColor="text1"/>
-          <w:sz w:val="24"/>
-          <w:szCs w:val="24"/>
-        </w:rPr>
-      </w:pPr>
-      <w:r>
-        <w:rPr>
-          <w:rFonts w:ascii="Times New Roman" w:eastAsia="Arial" w:hAnsi="Times New Roman" w:cs="Times New Roman"/>
-          <w:color w:val="000000" w:themeColor="text1"/>
-          <w:sz w:val="24"/>
-          <w:szCs w:val="24"/>
-        </w:rPr>
-        <w:t>Minhas vestes no sangue lavei</w:t>
-      </w:r>
-      <w:r>
-        <w:rPr>
-          <w:rFonts w:ascii="Times New Roman" w:eastAsia="Arial" w:hAnsi="Times New Roman" w:cs="Times New Roman"/>
-          <w:color w:val="000000" w:themeColor="text1"/>
-          <w:sz w:val="24"/>
-          <w:szCs w:val="24"/>
-        </w:rPr>
-        <w:br/>
-        <w:t>E das Tuas águas bebi</w:t>
-      </w:r>
-      <w:r>
-        <w:rPr>
-          <w:rFonts w:ascii="Times New Roman" w:eastAsia="Arial" w:hAnsi="Times New Roman" w:cs="Times New Roman"/>
-          <w:color w:val="000000" w:themeColor="text1"/>
-          <w:sz w:val="24"/>
-          <w:szCs w:val="24"/>
-        </w:rPr>
-        <w:br/>
-      </w:r>
-      <w:proofErr w:type="gramStart"/>
-      <w:r>
-        <w:rPr>
-          <w:rFonts w:ascii="Times New Roman" w:eastAsia="Arial" w:hAnsi="Times New Roman" w:cs="Times New Roman"/>
-          <w:color w:val="000000" w:themeColor="text1"/>
-          <w:sz w:val="24"/>
-          <w:szCs w:val="24"/>
-        </w:rPr>
-        <w:t>Pra</w:t>
-      </w:r>
-      <w:proofErr w:type="gramEnd"/>
-      <w:r>
-        <w:rPr>
-          <w:rFonts w:ascii="Times New Roman" w:eastAsia="Arial" w:hAnsi="Times New Roman" w:cs="Times New Roman"/>
-          <w:color w:val="000000" w:themeColor="text1"/>
-          <w:sz w:val="24"/>
-          <w:szCs w:val="24"/>
-        </w:rPr>
-        <w:t xml:space="preserve"> ser uma oferta agradável a Ti</w:t>
-      </w:r>
-      <w:r>
-        <w:rPr>
-          <w:rFonts w:ascii="Times New Roman" w:eastAsia="Arial" w:hAnsi="Times New Roman" w:cs="Times New Roman"/>
-          <w:color w:val="000000" w:themeColor="text1"/>
-          <w:sz w:val="24"/>
-          <w:szCs w:val="24"/>
-        </w:rPr>
-        <w:br/>
-        <w:t>Minha vida a Ti consagrei</w:t>
-      </w:r>
-    </w:p>
-    <w:p>
-      <w:pPr>
-        <w:pStyle w:val="PargrafodaLista"/>
-        <w:numPr>
-          <w:ilvl w:val="0"/>
-          <w:numId w:val="1"/>
-        </w:numPr>
-        <w:autoSpaceDE w:val="0"/>
-        <w:autoSpaceDN w:val="0"/>
-        <w:adjustRightInd w:val="0"/>
-        <w:spacing w:line="240" w:lineRule="auto"/>
-        <w:ind w:left="918" w:hanging="357"/>
-        <w:contextualSpacing w:val="0"/>
-        <w:rPr>
-          <w:rFonts w:ascii="Times New Roman" w:eastAsia="Arial" w:hAnsi="Times New Roman" w:cs="Times New Roman"/>
-          <w:color w:val="000000" w:themeColor="text1"/>
-          <w:sz w:val="24"/>
-          <w:szCs w:val="24"/>
-        </w:rPr>
-      </w:pPr>
-      <w:r>
-        <w:rPr>
-          <w:rFonts w:ascii="Times New Roman" w:eastAsia="Arial" w:hAnsi="Times New Roman" w:cs="Times New Roman"/>
-          <w:color w:val="000000" w:themeColor="text1"/>
-          <w:sz w:val="24"/>
-          <w:szCs w:val="24"/>
-        </w:rPr>
-        <w:t xml:space="preserve">Meus dons e talentos são </w:t>
-      </w:r>
-      <w:proofErr w:type="gramStart"/>
-      <w:r>
-        <w:rPr>
-          <w:rFonts w:ascii="Times New Roman" w:eastAsia="Arial" w:hAnsi="Times New Roman" w:cs="Times New Roman"/>
-          <w:color w:val="000000" w:themeColor="text1"/>
-          <w:sz w:val="24"/>
-          <w:szCs w:val="24"/>
-        </w:rPr>
-        <w:t>pra</w:t>
-      </w:r>
-      <w:proofErr w:type="gramEnd"/>
-      <w:r>
-        <w:rPr>
-          <w:rFonts w:ascii="Times New Roman" w:eastAsia="Arial" w:hAnsi="Times New Roman" w:cs="Times New Roman"/>
-          <w:color w:val="000000" w:themeColor="text1"/>
-          <w:sz w:val="24"/>
-          <w:szCs w:val="24"/>
-        </w:rPr>
-        <w:t xml:space="preserve"> Te servir</w:t>
-      </w:r>
-      <w:r>
-        <w:rPr>
-          <w:rFonts w:ascii="Times New Roman" w:eastAsia="Arial" w:hAnsi="Times New Roman" w:cs="Times New Roman"/>
-          <w:color w:val="000000" w:themeColor="text1"/>
-          <w:sz w:val="24"/>
-          <w:szCs w:val="24"/>
-        </w:rPr>
-        <w:br/>
-        <w:t>Meus dons preciosos são Teus</w:t>
-      </w:r>
-      <w:r>
-        <w:rPr>
-          <w:rFonts w:ascii="Times New Roman" w:eastAsia="Arial" w:hAnsi="Times New Roman" w:cs="Times New Roman"/>
-          <w:color w:val="000000" w:themeColor="text1"/>
-          <w:sz w:val="24"/>
-          <w:szCs w:val="24"/>
-        </w:rPr>
-        <w:br/>
-        <w:t>Não vejo razão na minha vida sem Ti</w:t>
-      </w:r>
-      <w:r>
-        <w:rPr>
-          <w:rFonts w:ascii="Times New Roman" w:eastAsia="Arial" w:hAnsi="Times New Roman" w:cs="Times New Roman"/>
-          <w:color w:val="000000" w:themeColor="text1"/>
-          <w:sz w:val="24"/>
-          <w:szCs w:val="24"/>
-        </w:rPr>
-        <w:br/>
-        <w:t>Tu És meu Senhor e meu Deus</w:t>
-      </w:r>
-    </w:p>
-    <w:p>
-      <w:pPr>
-        <w:pStyle w:val="PargrafodaLista"/>
-        <w:numPr>
-          <w:ilvl w:val="0"/>
-          <w:numId w:val="1"/>
-        </w:numPr>
-        <w:autoSpaceDE w:val="0"/>
-        <w:autoSpaceDN w:val="0"/>
-        <w:adjustRightInd w:val="0"/>
-        <w:spacing w:line="240" w:lineRule="auto"/>
-        <w:ind w:left="918" w:hanging="357"/>
-        <w:contextualSpacing w:val="0"/>
-        <w:rPr>
-          <w:rFonts w:ascii="Times New Roman" w:eastAsia="Arial" w:hAnsi="Times New Roman" w:cs="Times New Roman"/>
-          <w:color w:val="000000" w:themeColor="text1"/>
-          <w:sz w:val="24"/>
-          <w:szCs w:val="24"/>
-        </w:rPr>
-      </w:pPr>
-      <w:r>
-        <w:rPr>
-          <w:rFonts w:ascii="Times New Roman" w:eastAsia="Arial" w:hAnsi="Times New Roman" w:cs="Times New Roman"/>
-          <w:color w:val="000000" w:themeColor="text1"/>
-          <w:sz w:val="24"/>
-          <w:szCs w:val="24"/>
-        </w:rPr>
-        <w:t>Assim como o fogo refina o ouro</w:t>
-      </w:r>
-      <w:r>
-        <w:rPr>
-          <w:rFonts w:ascii="Times New Roman" w:eastAsia="Arial" w:hAnsi="Times New Roman" w:cs="Times New Roman"/>
-          <w:color w:val="000000" w:themeColor="text1"/>
-          <w:sz w:val="24"/>
-          <w:szCs w:val="24"/>
-        </w:rPr>
-        <w:br/>
-        <w:t>Vem Tua obra em mim completar</w:t>
-      </w:r>
-      <w:r>
-        <w:rPr>
-          <w:rFonts w:ascii="Times New Roman" w:eastAsia="Arial" w:hAnsi="Times New Roman" w:cs="Times New Roman"/>
-          <w:color w:val="000000" w:themeColor="text1"/>
-          <w:sz w:val="24"/>
-          <w:szCs w:val="24"/>
-        </w:rPr>
-        <w:br/>
-        <w:t>Até que o mundo possa ver</w:t>
-      </w:r>
-      <w:r>
-        <w:rPr>
-          <w:rFonts w:ascii="Times New Roman" w:eastAsia="Arial" w:hAnsi="Times New Roman" w:cs="Times New Roman"/>
-          <w:color w:val="000000" w:themeColor="text1"/>
-          <w:sz w:val="24"/>
-          <w:szCs w:val="24"/>
-        </w:rPr>
-        <w:br/>
+      </w:r>
+      <w:r>
+        <w:rPr>
+          <w:rFonts w:ascii="Times New Roman" w:hAnsi="Times New Roman"/>
+        </w:rPr>
         <w:t>Tua glória em meu rosto brilhar</w:t>
-      </w:r>
-    </w:p>
-    <w:p>
-      <w:pPr>
-        <w:pStyle w:val="PargrafodaLista"/>
-        <w:numPr>
-          <w:ilvl w:val="0"/>
-          <w:numId w:val="1"/>
-        </w:numPr>
-        <w:autoSpaceDE w:val="0"/>
-        <w:autoSpaceDN w:val="0"/>
-        <w:adjustRightInd w:val="0"/>
-        <w:spacing w:line="240" w:lineRule="auto"/>
-        <w:ind w:left="918" w:hanging="357"/>
-        <w:contextualSpacing w:val="0"/>
-        <w:rPr>
-          <w:rFonts w:ascii="Times New Roman" w:eastAsia="Arial" w:hAnsi="Times New Roman" w:cs="Times New Roman"/>
-          <w:b/>
-          <w:bCs/>
-          <w:color w:val="000000" w:themeColor="text1"/>
-          <w:sz w:val="24"/>
-          <w:szCs w:val="24"/>
-        </w:rPr>
-      </w:pPr>
-      <w:r>
-        <w:rPr>
-          <w:rFonts w:ascii="Times New Roman" w:eastAsia="Arial" w:hAnsi="Times New Roman" w:cs="Times New Roman"/>
-          <w:b/>
-          <w:bCs/>
-          <w:color w:val="000000" w:themeColor="text1"/>
-          <w:sz w:val="24"/>
-          <w:szCs w:val="24"/>
-        </w:rPr>
-        <w:t>[REPETE ACIMA]</w:t>
-      </w:r>
-    </w:p>
-    <w:p>
-      <w:pPr>
-        <w:pStyle w:val="PargrafodaLista"/>
-        <w:numPr>
-          <w:ilvl w:val="0"/>
-          <w:numId w:val="1"/>
-        </w:numPr>
-        <w:autoSpaceDE w:val="0"/>
-        <w:autoSpaceDN w:val="0"/>
-        <w:adjustRightInd w:val="0"/>
-        <w:spacing w:line="240" w:lineRule="auto"/>
-        <w:ind w:left="918" w:hanging="357"/>
-        <w:contextualSpacing w:val="0"/>
-        <w:rPr>
-          <w:rFonts w:ascii="Times New Roman" w:eastAsia="Arial" w:hAnsi="Times New Roman" w:cs="Times New Roman"/>
-          <w:b/>
-          <w:bCs/>
-          <w:color w:val="000000" w:themeColor="text1"/>
-          <w:sz w:val="24"/>
-          <w:szCs w:val="24"/>
-        </w:rPr>
-      </w:pPr>
-      <w:r>
-        <w:rPr>
-          <w:rFonts w:ascii="Times New Roman" w:eastAsia="Arial" w:hAnsi="Times New Roman" w:cs="Times New Roman"/>
-          <w:color w:val="000000" w:themeColor="text1"/>
-          <w:sz w:val="24"/>
-          <w:szCs w:val="24"/>
-        </w:rPr>
-        <w:t>Até que o mundo possa ver</w:t>
-      </w:r>
-      <w:r>
-        <w:rPr>
-          <w:rFonts w:ascii="Times New Roman" w:eastAsia="Arial" w:hAnsi="Times New Roman" w:cs="Times New Roman"/>
-          <w:color w:val="000000" w:themeColor="text1"/>
-          <w:sz w:val="24"/>
-          <w:szCs w:val="24"/>
-        </w:rPr>
-        <w:br/>
-        <w:t xml:space="preserve">Tua glória em meu rosto brilhar </w:t>
-      </w:r>
-      <w:r>
-        <w:rPr>
-          <w:rFonts w:ascii="Times New Roman" w:eastAsia="Arial" w:hAnsi="Times New Roman" w:cs="Times New Roman"/>
-          <w:b/>
-          <w:bCs/>
-          <w:color w:val="000000" w:themeColor="text1"/>
-          <w:sz w:val="24"/>
-          <w:szCs w:val="24"/>
-        </w:rPr>
-        <w:t>[2X]</w:t>
       </w:r>
     </w:p>
     <w:p>
